--- a/03_Outputs/final scripts/ar/Module 1/1.1.3-ar.docx
+++ b/03_Outputs/final scripts/ar/Module 1/1.1.3-ar.docx
@@ -19,17 +19,17 @@
     </w:p>
     <w:p>
       <w:r>
-        <w:t>والفوائد واضحة. انخفضت تكاليف الطاقة الشمسية بنسبة 85% بين عامي 2010 و2020، مما جعل الطاقة النظيفة أكثر توفرًا من أي وقت مضى. في الوقت نفسه، تنمو وظائف الطاقة النظيفة بمعدل أسرع 3.6 مرات من وظائف الوقود الأحفوري، مع توقع أن يضيف القطاع أكثر من 30 مليون وظيفة جديدة بحلول عام 2030.</w:t>
+        <w:t>والفوائد واضحة. انخفضت تكاليف الطاقة الشمسية بنسبة 85% بين عامي 2010 و2020، مما جعل الطاقة النظيفة أكثر قدرة على التحمل من أي وقت مضى. في الوقت نفسه، تنمو وظائف الطاقة النظيفة بمعدل أسرع 3.6 مرات من وظائف الوقود الأحفوري، مع توقع أن يضيف القطاع أكثر من 30 مليون وظيفة جديدة بحلول عام 2030.</w:t>
       </w:r>
     </w:p>
     <w:p>
       <w:r>
-        <w:t>سوف تتعرف على فوائد الطاقة المستدامة — من تعزيز القدرة على تحمل التكاليف والأمن الطاقي إلى تحسين الصحة العامة وخلق ملايين الوظائف الجديدة حول العالم.</w:t>
+        <w:t>ستتعرف على فوائد الطاقة المستدامة، من تعزيز القدرة على تحمل التكاليف والأمن الطاقي إلى تحسين الصحة العامة وخلق ملايين الوظائف الجديدة في جميع أنحاء العالم.</w:t>
       </w:r>
     </w:p>
     <w:p>
       <w:r>
-        <w:t>استعد لاكتشاف كيف تشكل الطاقة المستدامة مستقبل كوكبنا ومجتمعنا.</w:t>
+        <w:t>اكتشف كيف يشكل الطاقة المستدامة مستقبل كوكبنا ومجتمعنا.</w:t>
       </w:r>
     </w:p>
     <w:p>
